--- a/data/Dialogues EU-Country_4th Colombia-European Union Forum.docx
+++ b/data/Dialogues EU-Country_4th Colombia-European Union Forum.docx
@@ -2,13 +2,13 @@
 <file path=word/document.xml><?xml version="1.0" encoding="utf-8"?>
 <w:document xmlns:w="http://schemas.openxmlformats.org/wordprocessingml/2006/main" xmlns:m="http://schemas.openxmlformats.org/officeDocument/2006/math" xmlns:r="http://schemas.openxmlformats.org/officeDocument/2006/relationships" xmlns:o="urn:schemas-microsoft-com:office:office" xmlns:v="urn:schemas-microsoft-com:vml" xmlns:w10="urn:schemas-microsoft-com:office:word" xmlns:a="http://schemas.openxmlformats.org/drawingml/2006/main" xmlns:pic="http://schemas.openxmlformats.org/drawingml/2006/picture" xmlns:wp="http://schemas.openxmlformats.org/drawingml/2006/wordprocessingDrawing">
   <w:body>
-    <w:bookmarkStart w:id="26" w:name="X46d9ec7cc64a4230e86eb7de8b4fe8edbdec7ca"/>
+    <w:bookmarkStart w:id="26" w:name="Xa8e83007ad9d5ba1eac725469730fd3b7d0317a"/>
     <w:p>
       <w:pPr>
         <w:pStyle w:val="Heading1"/>
       </w:pPr>
       <w:r>
-        <w:t xml:space="preserve">IV Colombia-European Union Forum 2023: Advancing Digital, Green, and Social Transitions</w:t>
+        <w:t xml:space="preserve">IV Colombia-European Union Forum 2023: Advancing Digital, Green, and Social Transitions through EU-Colombia Partnership</w:t>
       </w:r>
     </w:p>
     <w:p>
@@ -55,7 +55,7 @@
         <w:pStyle w:val="FirstParagraph"/>
       </w:pPr>
       <w:r>
-        <w:t xml:space="preserve">The IV Colombia-European Union Forum, held in Bogotá on March 15-16, 2023, focused on enhancing cooperation and investment for Colombia’s sustainable transformation in line with the EU’s Global Gateway strategy. Key objectives included promoting a triple transition—digital, green, and social—while fostering public-private partnerships. Discussions highlighted the need for resilient connectivity, digital transformation initiatives, and renewable energy investments. High-level participants included EU officials and Colombian leaders, who affirmed a shared agenda under the EU-LAC Digital Alliance. Outcomes included commitments to accelerate 5G expansion, align on green-energy projects, and develop a pipeline of projects for EU funding. Next steps involve intensifying skills programs and monitoring progress for future EU-LAC dialogues in 2024.</w:t>
+        <w:t xml:space="preserve">The IV Colombia-European Union Forum held in Bogotá on 15-16 March 2023 focused on strengthening EU-Colombia cooperation for a sustainable triple transition—digital, green, and social—aligned with the EU’s Global Gateway strategy. Key discussions included scaling digital infrastructure and rural connectivity, renewable energy investments, and digital skills development to promote inclusive growth. High-level participants included EU Executive Vice-President Margrethe Vestager, Colombian President Gustavo Petro, and private sector leaders. Outcomes emphasized accelerating 5G and fiber network expansion, aligning green energy projects with climate finance, and showcasing progress during Spain’s EU Council Presidency and the EU-CELAC Summit. Next steps involve developing flagship connectivity and renewable energy projects eligible for EU funding, expanding skills programs targeting vulnerable populations, and monitoring progress through upcoming EU-LAC dialogues in 2024. The forum reinforced Colombia’s role as a regional leader within the EU-LAC Digital Alliance.</w:t>
       </w:r>
     </w:p>
     <w:bookmarkEnd w:id="20"/>
@@ -77,7 +77,7 @@
         </w:numPr>
       </w:pPr>
       <w:r>
-        <w:t xml:space="preserve">The forum focused on enhancing EU-Colombia cooperation for sustainable transformation, aligning with the EU’s Global Gateway strategy.</w:t>
+        <w:t xml:space="preserve">The IV Colombia-EU Forum (March 2023) focused on deepening cooperation for Colombia’s sustainable, inclusive transformation aligned with the EU’s Global Gateway strategy.</w:t>
       </w:r>
     </w:p>
     <w:p>
@@ -89,7 +89,7 @@
         </w:numPr>
       </w:pPr>
       <w:r>
-        <w:t xml:space="preserve">Key discussions included digital infrastructure, renewable energy investments, and skills training for inclusive growth.</w:t>
+        <w:t xml:space="preserve">Key themes included digital infrastructure expansion, green energy investments, digital transformation roadmaps, and inclusive growth through digital skills training.</w:t>
       </w:r>
     </w:p>
     <w:p>
@@ -101,7 +101,7 @@
         </w:numPr>
       </w:pPr>
       <w:r>
-        <w:t xml:space="preserve">High-level participants included EU and Colombian leaders, emphasizing public-private collaboration.</w:t>
+        <w:t xml:space="preserve">High-level participants spanned EU officials, Colombian government leaders, and private sector representatives, emphasizing public-private collaboration.</w:t>
       </w:r>
     </w:p>
     <w:p>
@@ -113,7 +113,19 @@
         </w:numPr>
       </w:pPr>
       <w:r>
-        <w:t xml:space="preserve">Outcomes included commitments to accelerate digital connectivity and green energy projects, with plans for future monitoring and reporting.</w:t>
+        <w:t xml:space="preserve">Outcomes featured commitments to accelerate 5G/fibre deployment, align green-energy projects with climate finance, and position Colombia as a regional leader in the EU-LAC Digital Alliance.</w:t>
+      </w:r>
+    </w:p>
+    <w:p>
+      <w:pPr>
+        <w:pStyle w:val="Compact"/>
+        <w:numPr>
+          <w:ilvl w:val="0"/>
+          <w:numId w:val="1001"/>
+        </w:numPr>
+      </w:pPr>
+      <w:r>
+        <w:t xml:space="preserve">Next steps involve developing flagship connectivity and renewable-energy projects for EU funding, expanding skills programs, and monitoring progress in future ministerial dialogues.</w:t>
       </w:r>
     </w:p>
     <w:bookmarkEnd w:id="21"/>
@@ -183,7 +195,7 @@
               <w:pStyle w:val="Compact"/>
             </w:pPr>
             <w:r>
-              <w:t xml:space="preserve">Margrethe Vestager; Félix Fernández-Shaw; Gustavo Petro; Sandra Milena Urrutia</w:t>
+              <w:t xml:space="preserve">European Union; European Commission; EU Member States; Governments; Government Officials</w:t>
             </w:r>
           </w:p>
         </w:tc>
@@ -207,7 +219,31 @@
               <w:pStyle w:val="Compact"/>
             </w:pPr>
             <w:r>
-              <w:t xml:space="preserve">Fabián Hernández</w:t>
+              <w:t xml:space="preserve">Private Sector Representatives; Telecommunication Companies; Development Bank of Latin America and the Caribbean; Inter-American Development Bank</w:t>
+            </w:r>
+          </w:p>
+        </w:tc>
+      </w:tr>
+      <w:tr>
+        <w:tc>
+          <w:tcPr/>
+          <w:p>
+            <w:pPr>
+              <w:pStyle w:val="Compact"/>
+            </w:pPr>
+            <w:r>
+              <w:t xml:space="preserve">Research and Innovation Actors</w:t>
+            </w:r>
+          </w:p>
+        </w:tc>
+        <w:tc>
+          <w:tcPr/>
+          <w:p>
+            <w:pPr>
+              <w:pStyle w:val="Compact"/>
+            </w:pPr>
+            <w:r>
+              <w:t xml:space="preserve">EU-LAC Digital Alliance</w:t>
             </w:r>
           </w:p>
         </w:tc>
@@ -231,7 +267,7 @@
               <w:pStyle w:val="Compact"/>
             </w:pPr>
             <w:r>
-              <w:t xml:space="preserve">Euroamérica Foundation; Telefónica</w:t>
+              <w:t xml:space="preserve">Non-governmental Institutions</w:t>
             </w:r>
           </w:p>
         </w:tc>
@@ -304,7 +340,7 @@
               <w:pStyle w:val="Compact"/>
             </w:pPr>
             <w:r>
-              <w:t xml:space="preserve">Digital Infrastructure; Digital Skills Development</w:t>
+              <w:t xml:space="preserve">Digital Infrastructure; Digital Acceleration; Digital Skills Development</w:t>
             </w:r>
           </w:p>
         </w:tc>
@@ -328,7 +364,7 @@
               <w:pStyle w:val="Compact"/>
             </w:pPr>
             <w:r>
-              <w:t xml:space="preserve">EU-LAC Digital Alliance; EU-CELAC Digital Partnership</w:t>
+              <w:t xml:space="preserve">EU-LAC Digital Alliance</w:t>
             </w:r>
           </w:p>
         </w:tc>
@@ -365,7 +401,7 @@
         <w:t xml:space="preserve"> </w:t>
       </w:r>
       <w:r>
-        <w:t xml:space="preserve">roadmap for digital transformation.</w:t>
+        <w:t xml:space="preserve">digital transformation roadmap.</w:t>
       </w:r>
     </w:p>
     <w:p>
@@ -377,7 +413,7 @@
         </w:numPr>
       </w:pPr>
       <w:r>
-        <w:t xml:space="preserve">Development of Spain’s</w:t>
+        <w:t xml:space="preserve">Spain’s</w:t>
       </w:r>
       <w:r>
         <w:t xml:space="preserve"> </w:t>
@@ -389,7 +425,7 @@
         <w:t xml:space="preserve"> </w:t>
       </w:r>
       <w:r>
-        <w:t xml:space="preserve">plan, which aligns with Colombia’s digital initiatives.</w:t>
+        <w:t xml:space="preserve">plan as a model for digital transformation initiatives.</w:t>
       </w:r>
     </w:p>
     <w:p>
@@ -401,7 +437,7 @@
         </w:numPr>
       </w:pPr>
       <w:r>
-        <w:t xml:space="preserve">Ongoing collaboration on renewable-energy projects and climate-finance avenues under the Global Gateway strategy.</w:t>
+        <w:t xml:space="preserve">Acceleration of spectrum renewal and development of innovative business models to expand 5G and fiber networks in Colombia.</w:t>
       </w:r>
     </w:p>
     <w:p>
@@ -413,7 +449,7 @@
         </w:numPr>
       </w:pPr>
       <w:r>
-        <w:t xml:space="preserve">Establishment of a pipeline for flagship connectivity and renewable-energy projects eligible for EU funding instruments.</w:t>
+        <w:t xml:space="preserve">Development and consolidation of a pipeline of flagship connectivity and renewable-energy projects eligible for EU funding under the Global Gateway strategy.</w:t>
       </w:r>
     </w:p>
     <w:p>
@@ -425,7 +461,7 @@
         </w:numPr>
       </w:pPr>
       <w:r>
-        <w:t xml:space="preserve">Intensification of skills programs and digital-innovation hubs targeting rural and vulnerable populations.</w:t>
+        <w:t xml:space="preserve">Alignment and promotion of green-energy projects and climate-finance initiatives supported by development banks such as CAF and IDB.</w:t>
       </w:r>
     </w:p>
     <w:p>
@@ -437,7 +473,19 @@
         </w:numPr>
       </w:pPr>
       <w:r>
-        <w:t xml:space="preserve">Commitment to monitor implementation and report progress at the upcoming EU-LAC ministerial dialogues in 2024.</w:t>
+        <w:t xml:space="preserve">Expansion of digital-skills training programs and establishment of digital-innovation hubs targeting rural and vulnerable populations.</w:t>
+      </w:r>
+    </w:p>
+    <w:p>
+      <w:pPr>
+        <w:pStyle w:val="Compact"/>
+        <w:numPr>
+          <w:ilvl w:val="0"/>
+          <w:numId w:val="1002"/>
+        </w:numPr>
+      </w:pPr>
+      <w:r>
+        <w:t xml:space="preserve">Ongoing monitoring and reporting of progress at EU-LAC ministerial dialogues, with showcased advancements planned for Spain’s EU Council Presidency (H2 2023) and the EU-CELAC Summit.</w:t>
       </w:r>
     </w:p>
     <w:bookmarkEnd w:id="24"/>
@@ -459,7 +507,7 @@
         </w:numPr>
       </w:pPr>
       <w:r>
-        <w:t xml:space="preserve">Showcase progress during Spain’s EU Council Presidency in H2 2023.</w:t>
+        <w:t xml:space="preserve">Showcase progress on green-energy projects and digital connectivity expansion during Spain’s EU Council Presidency in the second half of 2023 (H2 2023) and the EU-CELAC Summit.</w:t>
       </w:r>
     </w:p>
     <w:p>
@@ -471,7 +519,7 @@
         </w:numPr>
       </w:pPr>
       <w:r>
-        <w:t xml:space="preserve">Monitor implementation and report at forthcoming EU-LAC ministerial dialogues in 2024.</w:t>
+        <w:t xml:space="preserve">Monitor implementation and report on progress at forthcoming EU-LAC ministerial dialogues in 2024.</w:t>
       </w:r>
     </w:p>
     <w:bookmarkEnd w:id="25"/>
